--- a/pr-preview/pr-341/multiple-testing-handout.docx
+++ b/pr-preview/pr-341/multiple-testing-handout.docx
@@ -15,7 +15,7 @@
         <w:pStyle w:val="Date"/>
       </w:pPr>
       <w:r>
-        <w:t xml:space="preserve">Last modified: 2026-10-18 13:29:01 (PDT)</w:t>
+        <w:t xml:space="preserve">Last modified: 2026-10-18 14:27:47 (PDT)</w:t>
       </w:r>
     </w:p>
     <w:p>

--- a/pr-preview/pr-341/multiple-testing-handout.docx
+++ b/pr-preview/pr-341/multiple-testing-handout.docx
@@ -15,7 +15,7 @@
         <w:pStyle w:val="Date"/>
       </w:pPr>
       <w:r>
-        <w:t xml:space="preserve">Last modified: 2026-10-18 14:27:47 (PDT)</w:t>
+        <w:t xml:space="preserve">Last modified: 2026-10-18 17:07:37 (PDT)</w:t>
       </w:r>
     </w:p>
     <w:p>

--- a/pr-preview/pr-341/multiple-testing-handout.docx
+++ b/pr-preview/pr-341/multiple-testing-handout.docx
@@ -15,7 +15,7 @@
         <w:pStyle w:val="Date"/>
       </w:pPr>
       <w:r>
-        <w:t xml:space="preserve">Last modified: 2026-10-18 17:07:37 (PDT)</w:t>
+        <w:t xml:space="preserve">Last modified: 2026-10-18 22:00:53 (PDT)</w:t>
       </w:r>
     </w:p>
     <w:p>

--- a/pr-preview/pr-341/multiple-testing-handout.docx
+++ b/pr-preview/pr-341/multiple-testing-handout.docx
@@ -15,7 +15,7 @@
         <w:pStyle w:val="Date"/>
       </w:pPr>
       <w:r>
-        <w:t xml:space="preserve">Last modified: 2026-10-18 22:00:53 (PDT)</w:t>
+        <w:t xml:space="preserve">Last modified: 2026-10-18 23:39:02 (PDT)</w:t>
       </w:r>
     </w:p>
     <w:p>

--- a/pr-preview/pr-341/multiple-testing-handout.docx
+++ b/pr-preview/pr-341/multiple-testing-handout.docx
@@ -15,7 +15,7 @@
         <w:pStyle w:val="Date"/>
       </w:pPr>
       <w:r>
-        <w:t xml:space="preserve">Last modified: 2026-10-18 23:39:02 (PDT)</w:t>
+        <w:t xml:space="preserve">Last modified: 2026-10-19 00:34:20 (PDT)</w:t>
       </w:r>
     </w:p>
     <w:p>

--- a/pr-preview/pr-341/multiple-testing-handout.docx
+++ b/pr-preview/pr-341/multiple-testing-handout.docx
@@ -15,7 +15,7 @@
         <w:pStyle w:val="Date"/>
       </w:pPr>
       <w:r>
-        <w:t xml:space="preserve">Last modified: 2026-10-19 00:34:20 (PDT)</w:t>
+        <w:t xml:space="preserve">Last modified: 2026-10-19 00:53:49 (PDT)</w:t>
       </w:r>
     </w:p>
     <w:p>
@@ -4288,7 +4288,7 @@
     <w:bookmarkEnd w:id="26"/>
     <w:bookmarkEnd w:id="27"/>
     <w:bookmarkEnd w:id="28"/>
-    <w:bookmarkStart w:id="51" w:name="sec-error-rates"/>
+    <w:bookmarkStart w:id="52" w:name="sec-error-rates"/>
     <w:p>
       <w:pPr>
         <w:pStyle w:val="Heading2"/>
@@ -6598,7 +6598,7 @@
     </w:p>
     <w:bookmarkEnd w:id="32"/>
     <w:bookmarkEnd w:id="33"/>
-    <w:bookmarkStart w:id="37" w:name="sec-fwer"/>
+    <w:bookmarkStart w:id="38" w:name="sec-fwer"/>
     <w:p>
       <w:pPr>
         <w:pStyle w:val="Heading3"/>
@@ -6607,7 +6607,7 @@
         <w:t xml:space="preserve">3.2 The family-wise error rate</w:t>
       </w:r>
     </w:p>
-    <w:bookmarkStart w:id="34" w:name="def-fwer"/>
+    <w:bookmarkStart w:id="35" w:name="def-fwer"/>
     <w:p>
       <w:pPr>
         <w:pStyle w:val="FirstParagraph"/>
@@ -6670,16 +6670,24 @@
         <w:t xml:space="preserve"> </w:t>
       </w:r>
       <w:r>
-        <w:t xml:space="preserve">(FWER) is the probability of at least one false positive</w:t>
-      </w:r>
-      <w:r>
-        <w:t xml:space="preserve"> </w:t>
-      </w:r>
-      <w:r>
-        <w:t xml:space="preserve">[6]</w:t>
-      </w:r>
-      <w:r>
-        <w:t xml:space="preserve">:</w:t>
+        <w:t xml:space="preserve">(FWER) is the</w:t>
+      </w:r>
+      <w:r>
+        <w:t xml:space="preserve"> </w:t>
+      </w:r>
+      <w:hyperlink r:id="rId34">
+        <w:r>
+          <w:rPr>
+            <w:rStyle w:val="Hyperlink"/>
+          </w:rPr>
+          <w:t xml:space="preserve">probability</w:t>
+        </w:r>
+      </w:hyperlink>
+      <w:r>
+        <w:t xml:space="preserve"> </w:t>
+      </w:r>
+      <w:r>
+        <w:t xml:space="preserve">of at least one false positive:</w:t>
       </w:r>
     </w:p>
     <w:p>
@@ -6777,8 +6785,8 @@
         <w:t xml:space="preserve">.</w:t>
       </w:r>
     </w:p>
-    <w:bookmarkEnd w:id="34"/>
-    <w:bookmarkStart w:id="35" w:name="def-fwer-control"/>
+    <w:bookmarkEnd w:id="35"/>
+    <w:bookmarkStart w:id="36" w:name="def-fwer-control"/>
     <w:p>
       <w:pPr>
         <w:pStyle w:val="BodyText"/>
@@ -6852,8 +6860,8 @@
         <w:t xml:space="preserve">for every possible set of true null hypotheses.</w:t>
       </w:r>
     </w:p>
-    <w:bookmarkEnd w:id="35"/>
-    <w:bookmarkStart w:id="36" w:name="exm-fwer"/>
+    <w:bookmarkEnd w:id="36"/>
+    <w:bookmarkStart w:id="37" w:name="exm-fwer"/>
     <w:p>
       <w:pPr>
         <w:pStyle w:val="BodyText"/>
@@ -7437,9 +7445,9 @@
         <w:t xml:space="preserve">predicts for tests that are independent.</w:t>
       </w:r>
     </w:p>
-    <w:bookmarkEnd w:id="36"/>
     <w:bookmarkEnd w:id="37"/>
-    <w:bookmarkStart w:id="44" w:name="sec-fdr"/>
+    <w:bookmarkEnd w:id="38"/>
+    <w:bookmarkStart w:id="45" w:name="sec-fdr"/>
     <w:p>
       <w:pPr>
         <w:pStyle w:val="Heading3"/>
@@ -7448,7 +7456,7 @@
         <w:t xml:space="preserve">3.3 The false discovery rate</w:t>
       </w:r>
     </w:p>
-    <w:bookmarkStart w:id="38" w:name="def-fdp"/>
+    <w:bookmarkStart w:id="39" w:name="def-fdp"/>
     <w:p>
       <w:pPr>
         <w:pStyle w:val="FirstParagraph"/>
@@ -7620,8 +7628,8 @@
         </m:oMath>
       </m:oMathPara>
     </w:p>
-    <w:bookmarkEnd w:id="38"/>
-    <w:bookmarkStart w:id="39" w:name="def-fdr"/>
+    <w:bookmarkEnd w:id="39"/>
+    <w:bookmarkStart w:id="40" w:name="def-fdr"/>
     <w:p>
       <w:pPr>
         <w:pStyle w:val="FirstParagraph"/>
@@ -7666,12 +7674,6 @@
           <w:t xml:space="preserve">false discovery proportion</w:t>
         </w:r>
       </w:hyperlink>
-      <w:r>
-        <w:t xml:space="preserve"> </w:t>
-      </w:r>
-      <w:r>
-        <w:t xml:space="preserve">[7]</w:t>
-      </w:r>
       <w:r>
         <w:t xml:space="preserve">:</w:t>
       </w:r>
@@ -7766,8 +7768,8 @@
         <w:t xml:space="preserve">.</w:t>
       </w:r>
     </w:p>
-    <w:bookmarkEnd w:id="39"/>
-    <w:bookmarkStart w:id="40" w:name="rem-source-fdr"/>
+    <w:bookmarkEnd w:id="40"/>
+    <w:bookmarkStart w:id="41" w:name="rem-source-fdr"/>
     <w:p>
       <w:pPr>
         <w:pStyle w:val="BodyText"/>
@@ -7871,8 +7873,8 @@
         <w:t xml:space="preserve">.</w:t>
       </w:r>
     </w:p>
-    <w:bookmarkEnd w:id="40"/>
-    <w:bookmarkStart w:id="41" w:name="def-fdr-control"/>
+    <w:bookmarkEnd w:id="41"/>
+    <w:bookmarkStart w:id="42" w:name="def-fdr-control"/>
     <w:p>
       <w:pPr>
         <w:pStyle w:val="BodyText"/>
@@ -7946,8 +7948,8 @@
         <w:t xml:space="preserve">for every possible set of true null hypotheses.</w:t>
       </w:r>
     </w:p>
-    <w:bookmarkEnd w:id="41"/>
-    <w:bookmarkStart w:id="42" w:name="exm-fdr"/>
+    <w:bookmarkEnd w:id="42"/>
+    <w:bookmarkStart w:id="43" w:name="exm-fdr"/>
     <w:p>
       <w:pPr>
         <w:pStyle w:val="BodyText"/>
@@ -8504,8 +8506,8 @@
         <w:t xml:space="preserve">which is large next to the average of 85 true positives.</w:t>
       </w:r>
     </w:p>
-    <w:bookmarkEnd w:id="42"/>
-    <w:bookmarkStart w:id="43" w:name="rem-fdr-fwer"/>
+    <w:bookmarkEnd w:id="43"/>
+    <w:bookmarkStart w:id="44" w:name="rem-fdr-fwer"/>
     <w:p>
       <w:pPr>
         <w:pStyle w:val="BodyText"/>
@@ -8849,9 +8851,9 @@
         <w:t xml:space="preserve">where a few false positives are an acceptable price for more discoveries.</w:t>
       </w:r>
     </w:p>
-    <w:bookmarkEnd w:id="43"/>
     <w:bookmarkEnd w:id="44"/>
-    <w:bookmarkStart w:id="50" w:name="sec-valid-p-values"/>
+    <w:bookmarkEnd w:id="45"/>
+    <w:bookmarkStart w:id="51" w:name="sec-valid-p-values"/>
     <w:p>
       <w:pPr>
         <w:pStyle w:val="Heading3"/>
@@ -8860,7 +8862,7 @@
         <w:t xml:space="preserve">3.4 Valid p-values</w:t>
       </w:r>
     </w:p>
-    <w:bookmarkStart w:id="45" w:name="def-valid-p-value"/>
+    <w:bookmarkStart w:id="46" w:name="def-valid-p-value"/>
     <w:p>
       <w:pPr>
         <w:pStyle w:val="FirstParagraph"/>
@@ -9090,8 +9092,8 @@
         </m:oMath>
       </m:oMathPara>
     </w:p>
-    <w:bookmarkEnd w:id="45"/>
-    <w:bookmarkStart w:id="46" w:name="rem-valid-p-value-uniform"/>
+    <w:bookmarkEnd w:id="46"/>
+    <w:bookmarkStart w:id="47" w:name="rem-valid-p-value-uniform"/>
     <w:p>
       <w:pPr>
         <w:pStyle w:val="FirstParagraph"/>
@@ -9179,8 +9181,8 @@
         <w:t xml:space="preserve">.</w:t>
       </w:r>
     </w:p>
-    <w:bookmarkEnd w:id="46"/>
-    <w:bookmarkStart w:id="47" w:name="exm-valid-p-value"/>
+    <w:bookmarkEnd w:id="47"/>
+    <w:bookmarkStart w:id="48" w:name="exm-valid-p-value"/>
     <w:p>
       <w:pPr>
         <w:pStyle w:val="BodyText"/>
@@ -9802,8 +9804,8 @@
         <w:t xml:space="preserve">.</w:t>
       </w:r>
     </w:p>
-    <w:bookmarkEnd w:id="47"/>
-    <w:bookmarkStart w:id="49" w:name="rem-valid-p-value-discrete"/>
+    <w:bookmarkEnd w:id="48"/>
+    <w:bookmarkStart w:id="50" w:name="rem-valid-p-value-discrete"/>
     <w:p>
       <w:pPr>
         <w:pStyle w:val="BodyText"/>
@@ -9824,7 +9826,7 @@
       <w:r>
         <w:t xml:space="preserve"> </w:t>
       </w:r>
-      <w:hyperlink r:id="rId48">
+      <w:hyperlink r:id="rId49">
         <w:r>
           <w:rPr>
             <w:rStyle w:val="Hyperlink"/>
@@ -9933,10 +9935,10 @@
         <w:t xml:space="preserve">it rejects a true null hypothesis less often than its nominal level.</w:t>
       </w:r>
     </w:p>
-    <w:bookmarkEnd w:id="49"/>
     <w:bookmarkEnd w:id="50"/>
     <w:bookmarkEnd w:id="51"/>
-    <w:bookmarkStart w:id="74" w:name="sec-fwer-control"/>
+    <w:bookmarkEnd w:id="52"/>
+    <w:bookmarkStart w:id="75" w:name="sec-fwer-control"/>
     <w:p>
       <w:pPr>
         <w:pStyle w:val="Heading2"/>
@@ -9945,7 +9947,7 @@
         <w:t xml:space="preserve">4 Controlling the family-wise error rate</w:t>
       </w:r>
     </w:p>
-    <w:bookmarkStart w:id="64" w:name="sec-bonferroni"/>
+    <w:bookmarkStart w:id="65" w:name="sec-bonferroni"/>
     <w:p>
       <w:pPr>
         <w:pStyle w:val="Heading3"/>
@@ -9954,7 +9956,7 @@
         <w:t xml:space="preserve">4.1 The Bonferroni correction</w:t>
       </w:r>
     </w:p>
-    <w:bookmarkStart w:id="52" w:name="def-bonferroni"/>
+    <w:bookmarkStart w:id="53" w:name="def-bonferroni"/>
     <w:p>
       <w:pPr>
         <w:pStyle w:val="FirstParagraph"/>
@@ -10271,8 +10273,8 @@
         <w:t xml:space="preserve">.</w:t>
       </w:r>
     </w:p>
-    <w:bookmarkEnd w:id="52"/>
-    <w:bookmarkStart w:id="53" w:name="exm-bonferroni"/>
+    <w:bookmarkEnd w:id="53"/>
+    <w:bookmarkStart w:id="54" w:name="exm-bonferroni"/>
     <w:p>
       <w:pPr>
         <w:pStyle w:val="BodyText"/>
@@ -11654,8 +11656,8 @@
         </w:tc>
       </w:tr>
     </w:tbl>
-    <w:bookmarkEnd w:id="53"/>
-    <w:bookmarkStart w:id="54" w:name="exr-union-bound"/>
+    <w:bookmarkEnd w:id="54"/>
+    <w:bookmarkStart w:id="55" w:name="exr-union-bound"/>
     <w:p>
       <w:pPr>
         <w:pStyle w:val="BodyText"/>
@@ -11935,8 +11937,8 @@
         </m:oMath>
       </m:oMathPara>
     </w:p>
-    <w:bookmarkEnd w:id="54"/>
-    <w:bookmarkStart w:id="55" w:name="sol-union-bound"/>
+    <w:bookmarkEnd w:id="55"/>
+    <w:bookmarkStart w:id="56" w:name="sol-union-bound"/>
     <w:p>
       <w:pPr>
         <w:pStyle w:val="FirstParagraph"/>
@@ -11952,7 +11954,7 @@
         <w:t xml:space="preserve">. </w:t>
       </w:r>
       <w:r>
-        <w:t xml:space="preserve">Fix an outcome and consider two cases.</w:t>
+        <w:t xml:space="preserve">Take an outcome and consider two cases.</w:t>
       </w:r>
     </w:p>
     <w:p>
@@ -12230,8 +12232,8 @@
         <w:t xml:space="preserve">The inequality holds.</w:t>
       </w:r>
     </w:p>
-    <w:bookmarkEnd w:id="55"/>
-    <w:bookmarkStart w:id="56" w:name="lem-indicator-union"/>
+    <w:bookmarkEnd w:id="56"/>
+    <w:bookmarkStart w:id="57" w:name="lem-indicator-union"/>
     <w:p>
       <w:pPr>
         <w:pStyle w:val="FirstParagraph"/>
@@ -12511,7 +12513,7 @@
         </m:oMath>
       </m:oMathPara>
     </w:p>
-    <w:bookmarkEnd w:id="56"/>
+    <w:bookmarkEnd w:id="57"/>
     <w:p>
       <w:pPr>
         <w:pStyle w:val="FirstParagraph"/>
@@ -12558,7 +12560,7 @@
         <w:t xml:space="preserve">.</w:t>
       </w:r>
     </w:p>
-    <w:bookmarkStart w:id="57" w:name="thm-union-bound"/>
+    <w:bookmarkStart w:id="58" w:name="thm-union-bound"/>
     <w:p>
       <w:pPr>
         <w:pStyle w:val="BodyText"/>
@@ -12624,16 +12626,27 @@
         </m:sSub>
       </m:oMath>
       <w:r>
-        <w:t xml:space="preserve">, the probability of their union is at most the sum of their probabilities</w:t>
-      </w:r>
-      <w:r>
-        <w:t xml:space="preserve"> </w:t>
-      </w:r>
-      <w:r>
-        <w:t xml:space="preserve">[9]</w:t>
-      </w:r>
-      <w:r>
-        <w:t xml:space="preserve">:</w:t>
+        <w:t xml:space="preserve">, the</w:t>
+      </w:r>
+      <w:r>
+        <w:t xml:space="preserve"> </w:t>
+      </w:r>
+      <w:hyperlink r:id="rId34">
+        <w:r>
+          <w:rPr>
+            <w:rStyle w:val="Hyperlink"/>
+          </w:rPr>
+          <w:t xml:space="preserve">probability</w:t>
+        </w:r>
+      </w:hyperlink>
+      <w:r>
+        <w:t xml:space="preserve"> </w:t>
+      </w:r>
+      <w:r>
+        <w:t xml:space="preserve">of their union is at most the sum of their probabilities:</w:t>
+      </w:r>
+      <w:r>
+        <w:t xml:space="preserve"> </w:t>
       </w:r>
     </w:p>
     <w:p>
@@ -12819,7 +12832,7 @@
         <w:t xml:space="preserve">.</w:t>
       </w:r>
     </w:p>
-    <w:bookmarkEnd w:id="57"/>
+    <w:bookmarkEnd w:id="58"/>
     <w:p>
       <w:pPr>
         <w:pStyle w:val="BodyText"/>
@@ -13383,7 +13396,7 @@
         </m:oMath>
       </m:oMathPara>
     </w:p>
-    <w:bookmarkStart w:id="58" w:name="exm-union-bound"/>
+    <w:bookmarkStart w:id="59" w:name="exm-union-bound"/>
     <w:p>
       <w:pPr>
         <w:pStyle w:val="FirstParagraph"/>
@@ -13682,8 +13695,8 @@
         <w:t xml:space="preserve">the bound exceeds 1 and says nothing.</w:t>
       </w:r>
     </w:p>
-    <w:bookmarkEnd w:id="58"/>
-    <w:bookmarkStart w:id="59" w:name="exr-bonferroni-fwer"/>
+    <w:bookmarkEnd w:id="59"/>
+    <w:bookmarkStart w:id="60" w:name="exr-bonferroni-fwer"/>
     <w:p>
       <w:pPr>
         <w:pStyle w:val="BodyText"/>
@@ -13912,8 +13925,8 @@
         <w:t xml:space="preserve">.</w:t>
       </w:r>
     </w:p>
-    <w:bookmarkEnd w:id="59"/>
-    <w:bookmarkStart w:id="60" w:name="sol-bonferroni-fwer"/>
+    <w:bookmarkEnd w:id="60"/>
+    <w:bookmarkStart w:id="61" w:name="sol-bonferroni-fwer"/>
     <w:p>
       <w:pPr>
         <w:pStyle w:val="BodyText"/>
@@ -14613,8 +14626,8 @@
         </m:oMath>
       </m:oMathPara>
     </w:p>
-    <w:bookmarkEnd w:id="60"/>
-    <w:bookmarkStart w:id="61" w:name="lem-bonferroni-false-positive-prob"/>
+    <w:bookmarkEnd w:id="61"/>
+    <w:bookmarkStart w:id="62" w:name="lem-bonferroni-false-positive-prob"/>
     <w:p>
       <w:pPr>
         <w:pStyle w:val="FirstParagraph"/>
@@ -14888,7 +14901,7 @@
         </m:oMath>
       </m:oMathPara>
     </w:p>
-    <w:bookmarkEnd w:id="61"/>
+    <w:bookmarkEnd w:id="62"/>
     <w:p>
       <w:pPr>
         <w:pStyle w:val="FirstParagraph"/>
@@ -14952,7 +14965,7 @@
         <w:t xml:space="preserve">).</w:t>
       </w:r>
     </w:p>
-    <w:bookmarkStart w:id="62" w:name="thm-bonferroni-fwer"/>
+    <w:bookmarkStart w:id="63" w:name="thm-bonferroni-fwer"/>
     <w:p>
       <w:pPr>
         <w:pStyle w:val="BodyText"/>
@@ -15094,7 +15107,7 @@
         <w:t xml:space="preserve">whatever the dependence between the p-values.</w:t>
       </w:r>
     </w:p>
-    <w:bookmarkEnd w:id="62"/>
+    <w:bookmarkEnd w:id="63"/>
     <w:p>
       <w:pPr>
         <w:pStyle w:val="BodyText"/>
@@ -15377,7 +15390,7 @@
         <w:t xml:space="preserve">so it needs no assumption about how the p-values depend on each other.</w:t>
       </w:r>
     </w:p>
-    <w:bookmarkStart w:id="63" w:name="exm-bonferroni-fwer"/>
+    <w:bookmarkStart w:id="64" w:name="exm-bonferroni-fwer"/>
     <w:p>
       <w:pPr>
         <w:pStyle w:val="BodyText"/>
@@ -15693,9 +15706,9 @@
         <w:t xml:space="preserve">against 85% for unadjusted testing.</w:t>
       </w:r>
     </w:p>
-    <w:bookmarkEnd w:id="63"/>
     <w:bookmarkEnd w:id="64"/>
-    <w:bookmarkStart w:id="73" w:name="sec-holm"/>
+    <w:bookmarkEnd w:id="65"/>
+    <w:bookmarkStart w:id="74" w:name="sec-holm"/>
     <w:p>
       <w:pPr>
         <w:pStyle w:val="Heading3"/>
@@ -15704,7 +15717,7 @@
         <w:t xml:space="preserve">4.2 Holm’s step-down procedure</w:t>
       </w:r>
     </w:p>
-    <w:bookmarkStart w:id="65" w:name="def-holm-cutoff"/>
+    <w:bookmarkStart w:id="66" w:name="def-holm-cutoff"/>
     <w:p>
       <w:pPr>
         <w:pStyle w:val="FirstParagraph"/>
@@ -16249,8 +16262,8 @@
         <w:t xml:space="preserve">.</w:t>
       </w:r>
     </w:p>
-    <w:bookmarkEnd w:id="65"/>
-    <w:bookmarkStart w:id="66" w:name="def-holm"/>
+    <w:bookmarkEnd w:id="66"/>
+    <w:bookmarkStart w:id="67" w:name="def-holm"/>
     <w:p>
       <w:pPr>
         <w:pStyle w:val="BodyText"/>
@@ -16420,16 +16433,7 @@
         <w:t xml:space="preserve"> </w:t>
       </w:r>
       <w:r>
-        <w:t xml:space="preserve">and no others</w:t>
-      </w:r>
-      <w:r>
-        <w:t xml:space="preserve"> </w:t>
-      </w:r>
-      <w:r>
-        <w:t xml:space="preserve">[10]</w:t>
-      </w:r>
-      <w:r>
-        <w:t xml:space="preserve">.</w:t>
+        <w:t xml:space="preserve">and no others.</w:t>
       </w:r>
     </w:p>
     <w:p>
@@ -16458,8 +16462,8 @@
         <w:t xml:space="preserve">.</w:t>
       </w:r>
     </w:p>
-    <w:bookmarkEnd w:id="66"/>
-    <w:bookmarkStart w:id="67" w:name="exm-holm"/>
+    <w:bookmarkEnd w:id="67"/>
+    <w:bookmarkStart w:id="68" w:name="exm-holm"/>
     <w:p>
       <w:pPr>
         <w:pStyle w:val="BodyText"/>
@@ -18560,8 +18564,8 @@
         <w:t xml:space="preserve">they reject 62 and 62.</w:t>
       </w:r>
     </w:p>
-    <w:bookmarkEnd w:id="67"/>
-    <w:bookmarkStart w:id="68" w:name="exr-holm-threshold"/>
+    <w:bookmarkEnd w:id="68"/>
+    <w:bookmarkStart w:id="69" w:name="exr-holm-threshold"/>
     <w:p>
       <w:pPr>
         <w:pStyle w:val="BodyText"/>
@@ -18822,8 +18826,8 @@
         </m:oMath>
       </m:oMathPara>
     </w:p>
-    <w:bookmarkEnd w:id="68"/>
-    <w:bookmarkStart w:id="69" w:name="sol-holm-threshold"/>
+    <w:bookmarkEnd w:id="69"/>
+    <w:bookmarkStart w:id="70" w:name="sol-holm-threshold"/>
     <w:p>
       <w:pPr>
         <w:pStyle w:val="FirstParagraph"/>
@@ -19815,8 +19819,8 @@
         <w:t xml:space="preserve">, the claim follows.</w:t>
       </w:r>
     </w:p>
-    <w:bookmarkEnd w:id="69"/>
-    <w:bookmarkStart w:id="70" w:name="lem-holm-threshold"/>
+    <w:bookmarkEnd w:id="70"/>
+    <w:bookmarkStart w:id="71" w:name="lem-holm-threshold"/>
     <w:p>
       <w:pPr>
         <w:pStyle w:val="BodyText"/>
@@ -20077,7 +20081,7 @@
         </m:oMath>
       </m:oMathPara>
     </w:p>
-    <w:bookmarkEnd w:id="70"/>
+    <w:bookmarkEnd w:id="71"/>
     <w:p>
       <w:pPr>
         <w:pStyle w:val="FirstParagraph"/>
@@ -20124,7 +20128,7 @@
         <w:t xml:space="preserve">.</w:t>
       </w:r>
     </w:p>
-    <w:bookmarkStart w:id="71" w:name="thm-holm-fwer"/>
+    <w:bookmarkStart w:id="72" w:name="thm-holm-fwer"/>
     <w:p>
       <w:pPr>
         <w:pStyle w:val="BodyText"/>
@@ -20227,7 +20231,7 @@
         <w:t xml:space="preserve">whatever the dependence between the p-values.</w:t>
       </w:r>
     </w:p>
-    <w:bookmarkEnd w:id="71"/>
+    <w:bookmarkEnd w:id="72"/>
     <w:p>
       <w:pPr>
         <w:pStyle w:val="BodyText"/>
@@ -21345,7 +21349,7 @@
         <w:t xml:space="preserve">As for the Bonferroni correction, no assumption about dependence is needed.</w:t>
       </w:r>
     </w:p>
-    <w:bookmarkStart w:id="72" w:name="exm-holm-fwer"/>
+    <w:bookmarkStart w:id="73" w:name="exm-holm-fwer"/>
     <w:p>
       <w:pPr>
         <w:pStyle w:val="BodyText"/>
@@ -21588,7 +21592,7 @@
         <w:t xml:space="preserve">Holm’s procedure can only reject more, but here the extra rejections are rare.</w:t>
       </w:r>
     </w:p>
-    <w:bookmarkEnd w:id="72"/>
+    <w:bookmarkEnd w:id="73"/>
     <w:p>
       <w:pPr>
         <w:pStyle w:val="Compact"/>
@@ -21625,9 +21629,9 @@
         <w:t xml:space="preserve">covers multiple comparisons.</w:t>
       </w:r>
     </w:p>
-    <w:bookmarkEnd w:id="73"/>
     <w:bookmarkEnd w:id="74"/>
-    <w:bookmarkStart w:id="84" w:name="sec-fdr-control"/>
+    <w:bookmarkEnd w:id="75"/>
+    <w:bookmarkStart w:id="85" w:name="sec-fdr-control"/>
     <w:p>
       <w:pPr>
         <w:pStyle w:val="Heading2"/>
@@ -21636,7 +21640,7 @@
         <w:t xml:space="preserve">5 Controlling the false discovery rate</w:t>
       </w:r>
     </w:p>
-    <w:bookmarkStart w:id="83" w:name="sec-bh"/>
+    <w:bookmarkStart w:id="84" w:name="sec-bh"/>
     <w:p>
       <w:pPr>
         <w:pStyle w:val="Heading3"/>
@@ -21645,7 +21649,7 @@
         <w:t xml:space="preserve">5.1 The Benjamini–Hochberg procedure</w:t>
       </w:r>
     </w:p>
-    <w:bookmarkStart w:id="75" w:name="def-bh-cutoff"/>
+    <w:bookmarkStart w:id="76" w:name="def-bh-cutoff"/>
     <w:p>
       <w:pPr>
         <w:pStyle w:val="FirstParagraph"/>
@@ -22032,8 +22036,8 @@
         <w:t xml:space="preserve">.</w:t>
       </w:r>
     </w:p>
-    <w:bookmarkEnd w:id="75"/>
-    <w:bookmarkStart w:id="76" w:name="def-bh"/>
+    <w:bookmarkEnd w:id="76"/>
+    <w:bookmarkStart w:id="77" w:name="def-bh"/>
     <w:p>
       <w:pPr>
         <w:pStyle w:val="BodyText"/>
@@ -22219,8 +22223,8 @@
         <w:t xml:space="preserve">.</w:t>
       </w:r>
     </w:p>
-    <w:bookmarkEnd w:id="76"/>
-    <w:bookmarkStart w:id="77" w:name="rem-bh-step-up"/>
+    <w:bookmarkEnd w:id="77"/>
+    <w:bookmarkStart w:id="78" w:name="rem-bh-step-up"/>
     <w:p>
       <w:pPr>
         <w:pStyle w:val="BodyText"/>
@@ -22396,8 +22400,8 @@
         <w:t xml:space="preserve">.</w:t>
       </w:r>
     </w:p>
-    <w:bookmarkEnd w:id="77"/>
-    <w:bookmarkStart w:id="78" w:name="exm-bh"/>
+    <w:bookmarkEnd w:id="78"/>
+    <w:bookmarkStart w:id="79" w:name="exm-bh"/>
     <w:p>
       <w:pPr>
         <w:pStyle w:val="BodyText"/>
@@ -24394,8 +24398,8 @@
         <w:t xml:space="preserve">not about this particular list of 250 genes.</w:t>
       </w:r>
     </w:p>
-    <w:bookmarkEnd w:id="78"/>
-    <w:bookmarkStart w:id="79" w:name="thm-bh-fdr"/>
+    <w:bookmarkEnd w:id="79"/>
+    <w:bookmarkStart w:id="80" w:name="thm-bh-fdr"/>
     <w:p>
       <w:pPr>
         <w:pStyle w:val="BodyText"/>
@@ -24564,8 +24568,8 @@
         </m:oMath>
       </m:oMathPara>
     </w:p>
-    <w:bookmarkEnd w:id="79"/>
-    <w:bookmarkStart w:id="80" w:name="rem-source-bh-fdr"/>
+    <w:bookmarkEnd w:id="80"/>
+    <w:bookmarkStart w:id="81" w:name="rem-source-bh-fdr"/>
     <w:p>
       <w:pPr>
         <w:pStyle w:val="FirstParagraph"/>
@@ -24605,8 +24609,8 @@
         <w:t xml:space="preserve">The proof is omitted here.</w:t>
       </w:r>
     </w:p>
-    <w:bookmarkEnd w:id="80"/>
-    <w:bookmarkStart w:id="81" w:name="exm-bh-fdr"/>
+    <w:bookmarkEnd w:id="81"/>
+    <w:bookmarkStart w:id="82" w:name="exm-bh-fdr"/>
     <w:p>
       <w:pPr>
         <w:pStyle w:val="BodyText"/>
@@ -24964,8 +24968,8 @@
         <w:t xml:space="preserve">88% of the repetitions.</w:t>
       </w:r>
     </w:p>
-    <w:bookmarkEnd w:id="81"/>
-    <w:bookmarkStart w:id="82" w:name="rem-bh-dependence"/>
+    <w:bookmarkEnd w:id="82"/>
+    <w:bookmarkStart w:id="83" w:name="rem-bh-dependence"/>
     <w:p>
       <w:pPr>
         <w:pStyle w:val="BodyText"/>
@@ -25136,10 +25140,10 @@
         <w:t xml:space="preserve">discuss the procedure in practice.</w:t>
       </w:r>
     </w:p>
-    <w:bookmarkEnd w:id="82"/>
     <w:bookmarkEnd w:id="83"/>
     <w:bookmarkEnd w:id="84"/>
-    <w:bookmarkStart w:id="89" w:name="sec-adjusted-p-values"/>
+    <w:bookmarkEnd w:id="85"/>
+    <w:bookmarkStart w:id="90" w:name="sec-adjusted-p-values"/>
     <w:p>
       <w:pPr>
         <w:pStyle w:val="Heading2"/>
@@ -25148,7 +25152,7 @@
         <w:t xml:space="preserve">6 Adjusted p-values and q-values</w:t>
       </w:r>
     </w:p>
-    <w:bookmarkStart w:id="85" w:name="def-adjusted-p-value"/>
+    <w:bookmarkStart w:id="86" w:name="def-adjusted-p-value"/>
     <w:p>
       <w:pPr>
         <w:pStyle w:val="FirstParagraph"/>
@@ -25461,8 +25465,8 @@
         </m:oMath>
       </m:oMathPara>
     </w:p>
-    <w:bookmarkEnd w:id="85"/>
-    <w:bookmarkStart w:id="86" w:name="rem-adjusted-p-value-levels"/>
+    <w:bookmarkEnd w:id="86"/>
+    <w:bookmarkStart w:id="87" w:name="rem-adjusted-p-value-levels"/>
     <w:p>
       <w:pPr>
         <w:pStyle w:val="FirstParagraph"/>
@@ -25543,8 +25547,8 @@
         <w:t xml:space="preserve">so a reader can apply any level to a list of adjusted p-values without redoing the procedure.</w:t>
       </w:r>
     </w:p>
-    <w:bookmarkEnd w:id="86"/>
-    <w:bookmarkStart w:id="87" w:name="exm-adjusted-p-value"/>
+    <w:bookmarkEnd w:id="87"/>
+    <w:bookmarkStart w:id="88" w:name="exm-adjusted-p-value"/>
     <w:p>
       <w:pPr>
         <w:pStyle w:val="BodyText"/>
@@ -27723,8 +27727,8 @@
         <w:t xml:space="preserve">it is not a proof that they agree for every data set.</w:t>
       </w:r>
     </w:p>
-    <w:bookmarkEnd w:id="87"/>
-    <w:bookmarkStart w:id="88" w:name="rem-q-value"/>
+    <w:bookmarkEnd w:id="88"/>
+    <w:bookmarkStart w:id="89" w:name="rem-q-value"/>
     <w:p>
       <w:pPr>
         <w:pStyle w:val="BodyText"/>
@@ -27901,9 +27905,9 @@
         <w:t xml:space="preserve">, so Storey’s q-values are smaller, and reject more, when many null hypotheses are false.</w:t>
       </w:r>
     </w:p>
-    <w:bookmarkEnd w:id="88"/>
     <w:bookmarkEnd w:id="89"/>
-    <w:bookmarkStart w:id="92" w:name="sec-procedure-comparison"/>
+    <w:bookmarkEnd w:id="90"/>
+    <w:bookmarkStart w:id="93" w:name="sec-procedure-comparison"/>
     <w:p>
       <w:pPr>
         <w:pStyle w:val="Heading2"/>
@@ -27912,7 +27916,7 @@
         <w:t xml:space="preserve">7 Comparing the procedures</w:t>
       </w:r>
     </w:p>
-    <w:bookmarkStart w:id="90" w:name="exm-procedure-comparison"/>
+    <w:bookmarkStart w:id="91" w:name="exm-procedure-comparison"/>
     <w:p>
       <w:pPr>
         <w:pStyle w:val="FirstParagraph"/>
@@ -28451,8 +28455,8 @@
         <w:t xml:space="preserve">Its FWER is far above 0.05, which BH does not promise to control.</w:t>
       </w:r>
     </w:p>
-    <w:bookmarkEnd w:id="90"/>
-    <w:bookmarkStart w:id="91" w:name="rem-choosing-error-rate"/>
+    <w:bookmarkEnd w:id="91"/>
+    <w:bookmarkStart w:id="92" w:name="rem-choosing-error-rate"/>
     <w:p>
       <w:pPr>
         <w:pStyle w:val="BodyText"/>
@@ -28501,9 +28505,9 @@
         <w:t xml:space="preserve">The choice should be made before looking at the data.</w:t>
       </w:r>
     </w:p>
-    <w:bookmarkEnd w:id="91"/>
     <w:bookmarkEnd w:id="92"/>
-    <w:bookmarkStart w:id="95" w:name="sec-multiple-testing-reading"/>
+    <w:bookmarkEnd w:id="93"/>
+    <w:bookmarkStart w:id="96" w:name="sec-multiple-testing-reading"/>
     <w:p>
       <w:pPr>
         <w:pStyle w:val="Heading2"/>
@@ -28574,7 +28578,7 @@
       <w:r>
         <w:t xml:space="preserve"> </w:t>
       </w:r>
-      <w:hyperlink r:id="rId93">
+      <w:hyperlink r:id="rId94">
         <w:r>
           <w:rPr>
             <w:rStyle w:val="Hyperlink"/>
@@ -28603,7 +28607,7 @@
       <w:r>
         <w:t xml:space="preserve"> </w:t>
       </w:r>
-      <w:hyperlink r:id="rId94">
+      <w:hyperlink r:id="rId95">
         <w:r>
           <w:rPr>
             <w:rStyle w:val="Hyperlink"/>
@@ -28667,8 +28671,8 @@
         <w:t xml:space="preserve">without a distributional model for the test statistic.</w:t>
       </w:r>
     </w:p>
-    <w:bookmarkEnd w:id="95"/>
-    <w:bookmarkStart w:id="125" w:name="references"/>
+    <w:bookmarkEnd w:id="96"/>
+    <w:bookmarkStart w:id="126" w:name="references"/>
     <w:p>
       <w:pPr>
         <w:pStyle w:val="Heading2"/>
@@ -28677,8 +28681,8 @@
         <w:t xml:space="preserve">References</w:t>
       </w:r>
     </w:p>
-    <w:bookmarkStart w:id="124" w:name="refs"/>
-    <w:bookmarkStart w:id="97" w:name="X4c2229fbc763f35824b6512c3d029bed86ed837"/>
+    <w:bookmarkStart w:id="125" w:name="refs"/>
+    <w:bookmarkStart w:id="98" w:name="X4c2229fbc763f35824b6512c3d029bed86ed837"/>
     <w:p>
       <w:pPr>
         <w:pStyle w:val="Bibliography"/>
@@ -28725,7 +28729,7 @@
       <w:r>
         <w:t xml:space="preserve"> </w:t>
       </w:r>
-      <w:hyperlink r:id="rId96">
+      <w:hyperlink r:id="rId97">
         <w:r>
           <w:rPr>
             <w:rStyle w:val="Hyperlink"/>
@@ -28734,8 +28738,8 @@
         </w:r>
       </w:hyperlink>
     </w:p>
-    <w:bookmarkEnd w:id="97"/>
-    <w:bookmarkStart w:id="98" w:name="ref-holm1979simple"/>
+    <w:bookmarkEnd w:id="98"/>
+    <w:bookmarkStart w:id="99" w:name="ref-holm1979simple"/>
     <w:p>
       <w:pPr>
         <w:pStyle w:val="Bibliography"/>
@@ -28772,8 +28776,8 @@
         <w:t xml:space="preserve">, vol. 6, no. 2, pp. 65–70, 1979.</w:t>
       </w:r>
     </w:p>
-    <w:bookmarkEnd w:id="98"/>
-    <w:bookmarkStart w:id="100" w:name="ref-benjamini1995controlling"/>
+    <w:bookmarkEnd w:id="99"/>
+    <w:bookmarkStart w:id="101" w:name="ref-benjamini1995controlling"/>
     <w:p>
       <w:pPr>
         <w:pStyle w:val="Bibliography"/>
@@ -28812,7 +28816,7 @@
       <w:r>
         <w:t xml:space="preserve"> </w:t>
       </w:r>
-      <w:hyperlink r:id="rId99">
+      <w:hyperlink r:id="rId100">
         <w:r>
           <w:rPr>
             <w:rStyle w:val="Hyperlink"/>
@@ -28824,8 +28828,8 @@
         <w:t xml:space="preserve">.</w:t>
       </w:r>
     </w:p>
-    <w:bookmarkEnd w:id="100"/>
-    <w:bookmarkStart w:id="102" w:name="ref-james2021islr2e"/>
+    <w:bookmarkEnd w:id="101"/>
+    <w:bookmarkStart w:id="103" w:name="ref-james2021islr2e"/>
     <w:p>
       <w:pPr>
         <w:pStyle w:val="Bibliography"/>
@@ -28872,7 +28876,7 @@
       <w:r>
         <w:t xml:space="preserve"> </w:t>
       </w:r>
-      <w:hyperlink r:id="rId101">
+      <w:hyperlink r:id="rId102">
         <w:r>
           <w:rPr>
             <w:rStyle w:val="Hyperlink"/>
@@ -28884,8 +28888,8 @@
         <w:t xml:space="preserve">.</w:t>
       </w:r>
     </w:p>
-    <w:bookmarkEnd w:id="102"/>
-    <w:bookmarkStart w:id="104" w:name="ref-khan2001classification"/>
+    <w:bookmarkEnd w:id="103"/>
+    <w:bookmarkStart w:id="105" w:name="ref-khan2001classification"/>
     <w:p>
       <w:pPr>
         <w:pStyle w:val="Bibliography"/>
@@ -28937,7 +28941,7 @@
       <w:r>
         <w:t xml:space="preserve"> </w:t>
       </w:r>
-      <w:hyperlink r:id="rId103">
+      <w:hyperlink r:id="rId104">
         <w:r>
           <w:rPr>
             <w:rStyle w:val="Hyperlink"/>
@@ -28949,8 +28953,8 @@
         <w:t xml:space="preserve">.</w:t>
       </w:r>
     </w:p>
-    <w:bookmarkEnd w:id="104"/>
-    <w:bookmarkStart w:id="106" w:name="ref-wikipedia_family_wise_error_rate"/>
+    <w:bookmarkEnd w:id="105"/>
+    <w:bookmarkStart w:id="107" w:name="ref-wikipedia_family_wise_error_rate"/>
     <w:p>
       <w:pPr>
         <w:pStyle w:val="Bibliography"/>
@@ -28997,7 +29001,7 @@
       <w:r>
         <w:t xml:space="preserve"> </w:t>
       </w:r>
-      <w:hyperlink r:id="rId105">
+      <w:hyperlink r:id="rId106">
         <w:r>
           <w:rPr>
             <w:rStyle w:val="Hyperlink"/>
@@ -29006,8 +29010,8 @@
         </w:r>
       </w:hyperlink>
     </w:p>
-    <w:bookmarkEnd w:id="106"/>
-    <w:bookmarkStart w:id="108" w:name="ref-wikipedia_false_discovery_rate"/>
+    <w:bookmarkEnd w:id="107"/>
+    <w:bookmarkStart w:id="109" w:name="ref-wikipedia_false_discovery_rate"/>
     <w:p>
       <w:pPr>
         <w:pStyle w:val="Bibliography"/>
@@ -29054,7 +29058,7 @@
       <w:r>
         <w:t xml:space="preserve"> </w:t>
       </w:r>
-      <w:hyperlink r:id="rId107">
+      <w:hyperlink r:id="rId108">
         <w:r>
           <w:rPr>
             <w:rStyle w:val="Hyperlink"/>
@@ -29063,8 +29067,8 @@
         </w:r>
       </w:hyperlink>
     </w:p>
-    <w:bookmarkEnd w:id="108"/>
-    <w:bookmarkStart w:id="110" w:name="ref-wikipedia_bonferroni_correction"/>
+    <w:bookmarkEnd w:id="109"/>
+    <w:bookmarkStart w:id="111" w:name="ref-wikipedia_bonferroni_correction"/>
     <w:p>
       <w:pPr>
         <w:pStyle w:val="Bibliography"/>
@@ -29111,7 +29115,7 @@
       <w:r>
         <w:t xml:space="preserve"> </w:t>
       </w:r>
-      <w:hyperlink r:id="rId109">
+      <w:hyperlink r:id="rId110">
         <w:r>
           <w:rPr>
             <w:rStyle w:val="Hyperlink"/>
@@ -29120,8 +29124,8 @@
         </w:r>
       </w:hyperlink>
     </w:p>
-    <w:bookmarkEnd w:id="110"/>
-    <w:bookmarkStart w:id="112" w:name="ref-wikipedia_booles_inequality"/>
+    <w:bookmarkEnd w:id="111"/>
+    <w:bookmarkStart w:id="113" w:name="ref-wikipedia_booles_inequality"/>
     <w:p>
       <w:pPr>
         <w:pStyle w:val="Bibliography"/>
@@ -29168,7 +29172,7 @@
       <w:r>
         <w:t xml:space="preserve"> </w:t>
       </w:r>
-      <w:hyperlink r:id="rId111">
+      <w:hyperlink r:id="rId112">
         <w:r>
           <w:rPr>
             <w:rStyle w:val="Hyperlink"/>
@@ -29177,8 +29181,8 @@
         </w:r>
       </w:hyperlink>
     </w:p>
-    <w:bookmarkEnd w:id="112"/>
-    <w:bookmarkStart w:id="114" w:name="ref-wikipedia_holm_bonferroni_method"/>
+    <w:bookmarkEnd w:id="113"/>
+    <w:bookmarkStart w:id="115" w:name="ref-wikipedia_holm_bonferroni_method"/>
     <w:p>
       <w:pPr>
         <w:pStyle w:val="Bibliography"/>
@@ -29225,7 +29229,7 @@
       <w:r>
         <w:t xml:space="preserve"> </w:t>
       </w:r>
-      <w:hyperlink r:id="rId113">
+      <w:hyperlink r:id="rId114">
         <w:r>
           <w:rPr>
             <w:rStyle w:val="Hyperlink"/>
@@ -29234,8 +29238,8 @@
         </w:r>
       </w:hyperlink>
     </w:p>
-    <w:bookmarkEnd w:id="114"/>
-    <w:bookmarkStart w:id="116" w:name="ref-CaseBerg01"/>
+    <w:bookmarkEnd w:id="115"/>
+    <w:bookmarkStart w:id="117" w:name="ref-CaseBerg01"/>
     <w:p>
       <w:pPr>
         <w:pStyle w:val="Bibliography"/>
@@ -29268,7 +29272,7 @@
       <w:r>
         <w:t xml:space="preserve"> </w:t>
       </w:r>
-      <w:hyperlink r:id="rId115">
+      <w:hyperlink r:id="rId116">
         <w:r>
           <w:rPr>
             <w:rStyle w:val="Hyperlink"/>
@@ -29277,8 +29281,8 @@
         </w:r>
       </w:hyperlink>
     </w:p>
-    <w:bookmarkEnd w:id="116"/>
-    <w:bookmarkStart w:id="117" w:name="ref-rice2007mathematical"/>
+    <w:bookmarkEnd w:id="117"/>
+    <w:bookmarkStart w:id="118" w:name="ref-rice2007mathematical"/>
     <w:p>
       <w:pPr>
         <w:pStyle w:val="Bibliography"/>
@@ -29309,8 +29313,8 @@
         <w:t xml:space="preserve">, 3rd ed. Belmont, CA: Cengage Learning, 2007.</w:t>
       </w:r>
     </w:p>
-    <w:bookmarkEnd w:id="117"/>
-    <w:bookmarkStart w:id="119" w:name="ref-benjamini2001control"/>
+    <w:bookmarkEnd w:id="118"/>
+    <w:bookmarkStart w:id="120" w:name="ref-benjamini2001control"/>
     <w:p>
       <w:pPr>
         <w:pStyle w:val="Bibliography"/>
@@ -29349,7 +29353,7 @@
       <w:r>
         <w:t xml:space="preserve"> </w:t>
       </w:r>
-      <w:hyperlink r:id="rId118">
+      <w:hyperlink r:id="rId119">
         <w:r>
           <w:rPr>
             <w:rStyle w:val="Hyperlink"/>
@@ -29361,8 +29365,8 @@
         <w:t xml:space="preserve">.</w:t>
       </w:r>
     </w:p>
-    <w:bookmarkEnd w:id="119"/>
-    <w:bookmarkStart w:id="121" w:name="ref-efron2016computer"/>
+    <w:bookmarkEnd w:id="120"/>
+    <w:bookmarkStart w:id="122" w:name="ref-efron2016computer"/>
     <w:p>
       <w:pPr>
         <w:pStyle w:val="Bibliography"/>
@@ -29395,7 +29399,7 @@
       <w:r>
         <w:t xml:space="preserve"> </w:t>
       </w:r>
-      <w:hyperlink r:id="rId120">
+      <w:hyperlink r:id="rId121">
         <w:r>
           <w:rPr>
             <w:rStyle w:val="Hyperlink"/>
@@ -29407,8 +29411,8 @@
         <w:t xml:space="preserve">.</w:t>
       </w:r>
     </w:p>
-    <w:bookmarkEnd w:id="121"/>
-    <w:bookmarkStart w:id="123" w:name="ref-storey2002direct"/>
+    <w:bookmarkEnd w:id="122"/>
+    <w:bookmarkStart w:id="124" w:name="ref-storey2002direct"/>
     <w:p>
       <w:pPr>
         <w:pStyle w:val="Bibliography"/>
@@ -29447,7 +29451,7 @@
       <w:r>
         <w:t xml:space="preserve"> </w:t>
       </w:r>
-      <w:hyperlink r:id="rId122">
+      <w:hyperlink r:id="rId123">
         <w:r>
           <w:rPr>
             <w:rStyle w:val="Hyperlink"/>
@@ -29459,9 +29463,9 @@
         <w:t xml:space="preserve">.</w:t>
       </w:r>
     </w:p>
-    <w:bookmarkEnd w:id="123"/>
     <w:bookmarkEnd w:id="124"/>
     <w:bookmarkEnd w:id="125"/>
+    <w:bookmarkEnd w:id="126"/>
     <w:sectPr>
       <w:footnotePr>
         <w:numRestart w:val="eachSect"/>

--- a/pr-preview/pr-341/multiple-testing-handout.docx
+++ b/pr-preview/pr-341/multiple-testing-handout.docx
@@ -15,7 +15,7 @@
         <w:pStyle w:val="Date"/>
       </w:pPr>
       <w:r>
-        <w:t xml:space="preserve">Last modified: 2026-10-19 00:53:49 (PDT)</w:t>
+        <w:t xml:space="preserve">Last modified: 2026-10-19 01:55:24 (PDT)</w:t>
       </w:r>
     </w:p>
     <w:p>

--- a/pr-preview/pr-341/multiple-testing-handout.docx
+++ b/pr-preview/pr-341/multiple-testing-handout.docx
@@ -15,7 +15,7 @@
         <w:pStyle w:val="Date"/>
       </w:pPr>
       <w:r>
-        <w:t xml:space="preserve">Last modified: 2026-10-19 01:55:24 (PDT)</w:t>
+        <w:t xml:space="preserve">Last modified: 2026-10-19 03:40:46 (PDT)</w:t>
       </w:r>
     </w:p>
     <w:p>
@@ -14356,54 +14356,54 @@
                     </m:rPr>
                     <m:t>Pr</m:t>
                   </m:r>
+                  <m:r>
+                    <m:t>​</m:t>
+                  </m:r>
+                  <m:d>
+                    <m:dPr>
+                      <m:begChr m:val="("/>
+                      <m:sepChr m:val=""/>
+                      <m:endChr m:val=")"/>
+                      <m:grow/>
+                    </m:dPr>
+                    <m:e>
+                      <m:sSub>
+                        <m:e>
+                          <m:r>
+                            <m:t>p</m:t>
+                          </m:r>
+                        </m:e>
+                        <m:sub>
+                          <m:r>
+                            <m:t>j</m:t>
+                          </m:r>
+                        </m:sub>
+                      </m:sSub>
+                      <m:r>
+                        <m:rPr>
+                          <m:sty m:val="p"/>
+                        </m:rPr>
+                        <m:t>≤</m:t>
+                      </m:r>
+                      <m:r>
+                        <m:t>α</m:t>
+                      </m:r>
+                      <m:r>
+                        <m:rPr>
+                          <m:sty m:val="p"/>
+                        </m:rPr>
+                        <m:t>/</m:t>
+                      </m:r>
+                      <m:r>
+                        <m:t>m</m:t>
+                      </m:r>
+                    </m:e>
+                  </m:d>
+                  <m:r>
+                    <m:t>​</m:t>
+                  </m:r>
                 </m:e>
               </m:nary>
-              <m:r>
-                <m:t>​</m:t>
-              </m:r>
-              <m:d>
-                <m:dPr>
-                  <m:begChr m:val="("/>
-                  <m:sepChr m:val=""/>
-                  <m:endChr m:val=")"/>
-                  <m:grow/>
-                </m:dPr>
-                <m:e>
-                  <m:sSub>
-                    <m:e>
-                      <m:r>
-                        <m:t>p</m:t>
-                      </m:r>
-                    </m:e>
-                    <m:sub>
-                      <m:r>
-                        <m:t>j</m:t>
-                      </m:r>
-                    </m:sub>
-                  </m:sSub>
-                  <m:r>
-                    <m:rPr>
-                      <m:sty m:val="p"/>
-                    </m:rPr>
-                    <m:t>≤</m:t>
-                  </m:r>
-                  <m:r>
-                    <m:t>α</m:t>
-                  </m:r>
-                  <m:r>
-                    <m:rPr>
-                      <m:sty m:val="p"/>
-                    </m:rPr>
-                    <m:t>/</m:t>
-                  </m:r>
-                  <m:r>
-                    <m:t>m</m:t>
-                  </m:r>
-                </m:e>
-              </m:d>
-              <m:r>
-                <m:t>​</m:t>
-              </m:r>
               <m:r>
                 <m:t>&amp;</m:t>
               </m:r>
@@ -20910,66 +20910,66 @@
                     </m:rPr>
                     <m:t>Pr</m:t>
                   </m:r>
-                </m:e>
-              </m:nary>
-              <m:r>
-                <m:t>​</m:t>
-              </m:r>
-              <m:d>
-                <m:dPr>
-                  <m:begChr m:val="("/>
-                  <m:sepChr m:val=""/>
-                  <m:endChr m:val=")"/>
-                  <m:grow/>
-                </m:dPr>
-                <m:e>
-                  <m:sSub>
+                  <m:r>
+                    <m:t>​</m:t>
+                  </m:r>
+                  <m:d>
+                    <m:dPr>
+                      <m:begChr m:val="("/>
+                      <m:sepChr m:val=""/>
+                      <m:endChr m:val=")"/>
+                      <m:grow/>
+                    </m:dPr>
                     <m:e>
-                      <m:r>
-                        <m:t>p</m:t>
-                      </m:r>
-                    </m:e>
-                    <m:sub>
-                      <m:r>
-                        <m:t>j</m:t>
-                      </m:r>
-                    </m:sub>
-                  </m:sSub>
-                  <m:r>
-                    <m:rPr>
-                      <m:sty m:val="p"/>
-                    </m:rPr>
-                    <m:t>≤</m:t>
-                  </m:r>
-                  <m:f>
-                    <m:fPr>
-                      <m:type m:val="bar"/>
-                    </m:fPr>
-                    <m:num>
-                      <m:r>
-                        <m:t>α</m:t>
-                      </m:r>
-                    </m:num>
-                    <m:den>
                       <m:sSub>
                         <m:e>
                           <m:r>
-                            <m:t>m</m:t>
+                            <m:t>p</m:t>
                           </m:r>
                         </m:e>
                         <m:sub>
                           <m:r>
-                            <m:t>0</m:t>
+                            <m:t>j</m:t>
                           </m:r>
                         </m:sub>
                       </m:sSub>
-                    </m:den>
-                  </m:f>
+                      <m:r>
+                        <m:rPr>
+                          <m:sty m:val="p"/>
+                        </m:rPr>
+                        <m:t>≤</m:t>
+                      </m:r>
+                      <m:f>
+                        <m:fPr>
+                          <m:type m:val="bar"/>
+                        </m:fPr>
+                        <m:num>
+                          <m:r>
+                            <m:t>α</m:t>
+                          </m:r>
+                        </m:num>
+                        <m:den>
+                          <m:sSub>
+                            <m:e>
+                              <m:r>
+                                <m:t>m</m:t>
+                              </m:r>
+                            </m:e>
+                            <m:sub>
+                              <m:r>
+                                <m:t>0</m:t>
+                              </m:r>
+                            </m:sub>
+                          </m:sSub>
+                        </m:den>
+                      </m:f>
+                    </m:e>
+                  </m:d>
+                  <m:r>
+                    <m:t>​</m:t>
+                  </m:r>
                 </m:e>
-              </m:d>
-              <m:r>
-                <m:t>​</m:t>
-              </m:r>
+              </m:nary>
               <m:r>
                 <m:t>&amp;</m:t>
               </m:r>
